--- a/word_reports/LP_0295_위치_206_Richard Clayderman_Piano .docx
+++ b/word_reports/LP_0295_위치_206_Richard Clayderman_Piano .docx
@@ -4,7 +4,7 @@
   <w:body>
     <w:p>
       <w:pPr>
-        <w:spacing w:after="280"/>
+        <w:spacing w:after="80"/>
       </w:pPr>
       <w:r>
         <w:rPr w:rFonts="맑은 고딕">
@@ -13,94 +13,47 @@
           <w:color w:val="1E3A8A"/>
           <w:sz w:val="30"/>
         </w:rPr>
-        <w:t>[206] Richard Clayderman - Piano et Orchestre</w:t>
+        <w:t>Richard Clayderman (리차드 클레이더만) - Piano et Orchestre</w:t>
       </w:r>
     </w:p>
     <w:p>
       <w:pPr>
-        <w:spacing w:after="320"/>
+        <w:spacing w:after="240"/>
       </w:pPr>
       <w:r>
         <w:rPr w:rFonts="맑은 고딕">
           <w:rFonts w:ascii="맑은 고딕" w:hAnsi="맑은 고딕" w:eastAsia="맑은 고딕"/>
           <w:b/>
-          <w:sz w:val="20"/>
+          <w:color w:val="4B5563"/>
+          <w:sz w:val="22"/>
         </w:rPr>
-        <w:t>■ 위치 : 206</w:t>
-        <w:br/>
-      </w:r>
-      <w:r>
-        <w:rPr w:rFonts="맑은 고딕">
-          <w:rFonts w:ascii="맑은 고딕" w:hAnsi="맑은 고딕" w:eastAsia="맑은 고딕"/>
-          <w:b/>
-          <w:sz w:val="20"/>
-        </w:rPr>
-        <w:t>■ 아티스트 : Richard Clayderman</w:t>
-        <w:br/>
-      </w:r>
-      <w:r>
-        <w:rPr w:rFonts="맑은 고딕">
-          <w:rFonts w:ascii="맑은 고딕" w:hAnsi="맑은 고딕" w:eastAsia="맑은 고딕"/>
-          <w:b/>
-          <w:sz w:val="20"/>
-        </w:rPr>
-        <w:t>■ 앨범명 : Piano et Orchestre</w:t>
-        <w:br/>
-      </w:r>
-      <w:r>
-        <w:rPr w:rFonts="맑은 고딕">
-          <w:rFonts w:ascii="맑은 고딕" w:hAnsi="맑은 고딕" w:eastAsia="맑은 고딕"/>
-          <w:b w:val="0"/>
-          <w:sz w:val="20"/>
-        </w:rPr>
-        <w:t>■ 음반 레이블 : Delphine Records</w:t>
-        <w:br/>
-      </w:r>
-      <w:r>
-        <w:rPr w:rFonts="맑은 고딕">
-          <w:rFonts w:ascii="맑은 고딕" w:hAnsi="맑은 고딕" w:eastAsia="맑은 고딕"/>
-          <w:b w:val="0"/>
-          <w:sz w:val="20"/>
-        </w:rPr>
-        <w:t>■ 발매년도 : 1977</w:t>
-        <w:br/>
-      </w:r>
-      <w:r>
-        <w:rPr w:rFonts="맑은 고딕">
-          <w:rFonts w:ascii="맑은 고딕" w:hAnsi="맑은 고딕" w:eastAsia="맑은 고딕"/>
-          <w:b w:val="0"/>
-          <w:sz w:val="20"/>
-        </w:rPr>
-        <w:t>■ 장르 : 팝 클래식 / 이지 리스닝 (Pop Classical / Easy Listening)</w:t>
-        <w:br/>
-      </w:r>
-      <w:r>
-        <w:rPr w:rFonts="맑은 고딕">
-          <w:rFonts w:ascii="맑은 고딕" w:hAnsi="맑은 고딕" w:eastAsia="맑은 고딕"/>
-          <w:b w:val="0"/>
-          <w:sz w:val="20"/>
-        </w:rPr>
-        <w:t>■ 주요 수록곡 : 1. Ballade pour Adeline (아델린을 위한 발라드)</w:t>
-        <w:br/>
+        <w:t>위치 :  206</w:t>
       </w:r>
     </w:p>
     <w:p>
       <w:pPr>
-        <w:spacing w:after="160"/>
+        <w:spacing w:line="324" w:lineRule="auto" w:before="80" w:after="160"/>
       </w:pPr>
       <w:r>
         <w:rPr w:rFonts="맑은 고딕">
           <w:rFonts w:ascii="맑은 고딕" w:hAnsi="맑은 고딕" w:eastAsia="맑은 고딕"/>
           <w:b/>
           <w:color w:val="1F2937"/>
-          <w:sz w:val="24"/>
+          <w:sz w:val="22"/>
         </w:rPr>
-        <w:t>■ 음반 해설 및 감상 가이드</w:t>
+        <w:t xml:space="preserve">[음반 소개] </w:t>
+      </w:r>
+      <w:r>
+        <w:rPr w:rFonts="맑은 고딕">
+          <w:rFonts w:ascii="맑은 고딕" w:hAnsi="맑은 고딕" w:eastAsia="맑은 고딕"/>
+          <w:b w:val="0"/>
+          <w:sz w:val="21"/>
+        </w:rPr>
       </w:r>
     </w:p>
     <w:p>
       <w:pPr>
-        <w:spacing w:line="312" w:lineRule="auto" w:after="120"/>
+        <w:spacing w:line="324" w:lineRule="auto" w:after="120"/>
       </w:pPr>
       <w:r>
         <w:rPr w:rFonts="맑은 고딕">
@@ -108,51 +61,516 @@
           <w:b w:val="0"/>
           <w:sz w:val="21"/>
         </w:rPr>
-        <w:t>프랑스 출신의 피아니스트 리차드 클레이더만(Richard Clayderman)의 초기 명성을 확립한 음반 《Piano et Orchestre》는 1970년대 후반 크로스오버 및 이지 리스닝 피아노 음악의 새로운 지평을 열어놓은 역사적 작품입니다. 프로듀서 폴 드 센느빌(Paul de Senneville)과 올리비에 투생(Olivier Toussaint)이 설립한 델핀(Delphine) 레이블을 통해 발표된 이 앨범은, 정통 클래식의 단단한 기틀 위에 현대적인 대중적 감수성을 입혀 전 세계 음악 팬들의 마음을 사로잡았습니다.</w:t>
+        <w:t>건반 위에 내려앉은 은은한 달빛처럼, 리차드 클레이더만의 타건은 시대를 초월하여 메마른 영혼을 촉촉이 적시는 서정의 물결을 일으킵니다. 피아노와 풍성한 오케스트레이션이 완벽한 조화를 이루는 본작은 클래식의 격조 높은 품격과 대중음악의 유려한 감수성을 이상적으로 결합해 낸 이지리스닝 팝 피아노의 정전(正典)입니다. 거대한 현악의 파도 위에서 유영하듯 맑게 울려 퍼지는 멜로디는 듣는 이로 하여금 순수했던 시절의 아련한 추억과 낭만적 서정을 한순간에 되살려 놓습니다. 세련된 프랑스적 미장센과 웅장한 심포닉 사운드가 빚어낸 이 아름다운 앙상블은 현대 크로스오버 음악사에서 결코 대체될 수 없는 귀중한 감동의 유산입니다.</w:t>
       </w:r>
     </w:p>
     <w:p>
       <w:pPr>
-        <w:spacing w:line="312" w:lineRule="auto" w:after="120"/>
+        <w:spacing w:line="324" w:lineRule="auto" w:before="200" w:after="80"/>
       </w:pPr>
+      <w:r>
+        <w:rPr w:rFonts="맑은 고딕">
+          <w:rFonts w:ascii="맑은 고딕" w:hAnsi="맑은 고딕" w:eastAsia="맑은 고딕"/>
+          <w:b/>
+          <w:color w:val="1E3A8A"/>
+          <w:sz w:val="24"/>
+        </w:rPr>
+        <w:t>1. 음반 데이터</w:t>
+      </w:r>
+    </w:p>
+    <w:p>
+      <w:pPr>
+        <w:spacing w:line="324" w:lineRule="auto" w:after="80"/>
+      </w:pPr>
+      <w:r>
+        <w:rPr w:rFonts="맑은 고딕">
+          <w:rFonts w:ascii="맑은 고딕" w:hAnsi="맑은 고딕" w:eastAsia="맑은 고딕"/>
+          <w:b w:val="0"/>
+          <w:color w:val="6B7280"/>
+          <w:sz w:val="21"/>
+        </w:rPr>
+        <w:t xml:space="preserve">· </w:t>
+      </w:r>
+      <w:r>
+        <w:rPr w:rFonts="맑은 고딕">
+          <w:rFonts w:ascii="맑은 고딕" w:hAnsi="맑은 고딕" w:eastAsia="맑은 고딕"/>
+          <w:b/>
+          <w:color w:val="1F2937"/>
+          <w:sz w:val="21"/>
+        </w:rPr>
+        <w:t xml:space="preserve">앨범명: </w:t>
+      </w:r>
       <w:r>
         <w:rPr w:rFonts="맑은 고딕">
           <w:rFonts w:ascii="맑은 고딕" w:hAnsi="맑은 고딕" w:eastAsia="맑은 고딕"/>
           <w:b w:val="0"/>
           <w:sz w:val="21"/>
         </w:rPr>
-        <w:t>이 음반의 가장 큰 음악적 특징은 투명하고 건반 하나하나의 울림이 살아있는 클레이더만 특유의 터치와 풍성한 현악 오케스트라의 조화에 있습니다. 정교하면서도 낭만적인 피아노 선율은 대규모 오케스트레이션과 어우러져 한 편의 시를 읽는 듯한 서정성을 연출합니다. 복잡한 클래식 구조를 탈피하여 누구나 직관적으로 감동을 느낄 수 있는 명료한 멜로디 라인을 구축했으며, 이는 팝 클래식이라는 장르가 전 세계적으로 대중화되는 데 결정적인 역할을 했습니다.</w:t>
+        <w:t>Piano et Orchestre</w:t>
       </w:r>
     </w:p>
     <w:p>
       <w:pPr>
-        <w:spacing w:line="312" w:lineRule="auto" w:after="120"/>
+        <w:spacing w:line="324" w:lineRule="auto" w:after="80"/>
       </w:pPr>
+      <w:r>
+        <w:rPr w:rFonts="맑은 고딕">
+          <w:rFonts w:ascii="맑은 고딕" w:hAnsi="맑은 고딕" w:eastAsia="맑은 고딕"/>
+          <w:b w:val="0"/>
+          <w:color w:val="6B7280"/>
+          <w:sz w:val="21"/>
+        </w:rPr>
+        <w:t xml:space="preserve">· </w:t>
+      </w:r>
+      <w:r>
+        <w:rPr w:rFonts="맑은 고딕">
+          <w:rFonts w:ascii="맑은 고딕" w:hAnsi="맑은 고딕" w:eastAsia="맑은 고딕"/>
+          <w:b/>
+          <w:color w:val="1F2937"/>
+          <w:sz w:val="21"/>
+        </w:rPr>
+        <w:t xml:space="preserve">아티스트: </w:t>
+      </w:r>
       <w:r>
         <w:rPr w:rFonts="맑은 고딕">
           <w:rFonts w:ascii="맑은 고딕" w:hAnsi="맑은 고딕" w:eastAsia="맑은 고딕"/>
           <w:b w:val="0"/>
           <w:sz w:val="21"/>
         </w:rPr>
-        <w:t>수록곡 중 단연 돋보이는 트랙은 그를 일성으로 세계적 스타덤에 올린 불후의 명곡 〈Ballade pour Adeline〉입니다. 단순하지만 가슴을 울리는 테마 선율과 아르페지오 연주는 피아노라는 악기가 가진 낭만성의 극치를 보여줍니다. 아울러 감미로운 현악 섹션이 돋보이는 〈Lyphard Melodie〉와 조지 거슈윈의 명곡을 클레이더만 특유의 우아한 스타일로 재해석한 〈Rhapsody in Blue〉 등은 음반 전체의 완성도를 더욱 높여줍니다.</w:t>
+        <w:t>Richard Clayderman (리차드 클레이더만)</w:t>
       </w:r>
     </w:p>
     <w:p>
       <w:pPr>
-        <w:spacing w:line="312" w:lineRule="auto" w:after="120"/>
+        <w:spacing w:line="324" w:lineRule="auto" w:after="80"/>
       </w:pPr>
+      <w:r>
+        <w:rPr w:rFonts="맑은 고딕">
+          <w:rFonts w:ascii="맑은 고딕" w:hAnsi="맑은 고딕" w:eastAsia="맑은 고딕"/>
+          <w:b w:val="0"/>
+          <w:color w:val="6B7280"/>
+          <w:sz w:val="21"/>
+        </w:rPr>
+        <w:t xml:space="preserve">· </w:t>
+      </w:r>
+      <w:r>
+        <w:rPr w:rFonts="맑은 고딕">
+          <w:rFonts w:ascii="맑은 고딕" w:hAnsi="맑은 고딕" w:eastAsia="맑은 고딕"/>
+          <w:b/>
+          <w:color w:val="1F2937"/>
+          <w:sz w:val="21"/>
+        </w:rPr>
+        <w:t xml:space="preserve">발매 정보: </w:t>
+      </w:r>
       <w:r>
         <w:rPr w:rFonts="맑은 고딕">
           <w:rFonts w:ascii="맑은 고딕" w:hAnsi="맑은 고딕" w:eastAsia="맑은 고딕"/>
           <w:b w:val="0"/>
           <w:sz w:val="21"/>
         </w:rPr>
-        <w:t>LP 음반으로 감상하는 《Piano et Orchestre》는 아날로그 특유의 따뜻하고 풍부한 잔향을 통해 피아노의 맑은 울림과 오케스트라의 입체적인 공명감을 극대화하여 전달합니다. 일상의 지친 마음을 다정하게 위로하는 연주와 품격 높은 편곡은 세월이 흘러도 변하지 않는 클래식의 고전적 가치를 증명하며, 이지 리스닝 음반 컬렉션에서 결코 빠질 수 없는 명반으로 자리매김하고 있습니다.</w:t>
+        <w:t>프랑스의 명 프로듀서 폴 드 세느빌(Paul de Senneville)과 올리비에 투송(Olivier Toussaint)의 지휘 아래, 델핀(Delphine) 레코드를 통해 정교하게 기획·발매된 피아노-오케스트라 협연 명반입니다.</w:t>
+      </w:r>
+    </w:p>
+    <w:p>
+      <w:pPr>
+        <w:spacing w:line="324" w:lineRule="auto" w:after="80"/>
+      </w:pPr>
+      <w:r>
+        <w:rPr w:rFonts="맑은 고딕">
+          <w:rFonts w:ascii="맑은 고딕" w:hAnsi="맑은 고딕" w:eastAsia="맑은 고딕"/>
+          <w:b w:val="0"/>
+          <w:color w:val="6B7280"/>
+          <w:sz w:val="21"/>
+        </w:rPr>
+        <w:t xml:space="preserve">· </w:t>
+      </w:r>
+      <w:r>
+        <w:rPr w:rFonts="맑은 고딕">
+          <w:rFonts w:ascii="맑은 고딕" w:hAnsi="맑은 고딕" w:eastAsia="맑은 고딕"/>
+          <w:b/>
+          <w:color w:val="1F2937"/>
+          <w:sz w:val="21"/>
+        </w:rPr>
+        <w:t xml:space="preserve">LP 인기도(판매량): </w:t>
+      </w:r>
+      <w:r>
+        <w:rPr w:rFonts="맑은 고딕">
+          <w:rFonts w:ascii="맑은 고딕" w:hAnsi="맑은 고딕" w:eastAsia="맑은 고딕"/>
+          <w:b w:val="0"/>
+          <w:sz w:val="21"/>
+        </w:rPr>
+        <w:t>유럽 전역은 물론 아시아와 중남미 팝 차트 상위권을 석권하며 수백만 장 이상의 경이적인 판매고를 기록하였고, 전 세계 가정의 턴테이블 위를 지배한 베스트셀러로 기록되었습니다.</w:t>
+      </w:r>
+    </w:p>
+    <w:p>
+      <w:pPr>
+        <w:spacing w:line="324" w:lineRule="auto" w:after="80"/>
+      </w:pPr>
+      <w:r>
+        <w:rPr w:rFonts="맑은 고딕">
+          <w:rFonts w:ascii="맑은 고딕" w:hAnsi="맑은 고딕" w:eastAsia="맑은 고딕"/>
+          <w:b w:val="0"/>
+          <w:color w:val="6B7280"/>
+          <w:sz w:val="21"/>
+        </w:rPr>
+        <w:t xml:space="preserve">· </w:t>
+      </w:r>
+      <w:r>
+        <w:rPr w:rFonts="맑은 고딕">
+          <w:rFonts w:ascii="맑은 고딕" w:hAnsi="맑은 고딕" w:eastAsia="맑은 고딕"/>
+          <w:b/>
+          <w:color w:val="1F2937"/>
+          <w:sz w:val="21"/>
+        </w:rPr>
+        <w:t xml:space="preserve">각종 수상경력: </w:t>
+      </w:r>
+      <w:r>
+        <w:rPr w:rFonts="맑은 고딕">
+          <w:rFonts w:ascii="맑은 고딕" w:hAnsi="맑은 고딕" w:eastAsia="맑은 고딕"/>
+          <w:b w:val="0"/>
+          <w:sz w:val="21"/>
+        </w:rPr>
+        <w:t>다수의 골든 디스크 및 플래티넘 디스크를 획득하였으며, 기네스북에 ‘세계에서 가장 성공한 피아니스트’로 등재되는 영예와 함께 대중음악계의 확고한 칭송을 받았습니다.</w:t>
+      </w:r>
+    </w:p>
+    <w:p>
+      <w:pPr>
+        <w:spacing w:line="324" w:lineRule="auto" w:before="200" w:after="80"/>
+      </w:pPr>
+      <w:r>
+        <w:rPr w:rFonts="맑은 고딕">
+          <w:rFonts w:ascii="맑은 고딕" w:hAnsi="맑은 고딕" w:eastAsia="맑은 고딕"/>
+          <w:b/>
+          <w:color w:val="1E3A8A"/>
+          <w:sz w:val="24"/>
+        </w:rPr>
+        <w:t>2. 아티스트 정보</w:t>
+      </w:r>
+    </w:p>
+    <w:p>
+      <w:pPr>
+        <w:spacing w:line="324" w:lineRule="auto" w:after="80"/>
+      </w:pPr>
+      <w:r>
+        <w:rPr w:rFonts="맑은 고딕">
+          <w:rFonts w:ascii="맑은 고딕" w:hAnsi="맑은 고딕" w:eastAsia="맑은 고딕"/>
+          <w:b w:val="0"/>
+          <w:color w:val="6B7280"/>
+          <w:sz w:val="21"/>
+        </w:rPr>
+        <w:t xml:space="preserve">· </w:t>
+      </w:r>
+      <w:r>
+        <w:rPr w:rFonts="맑은 고딕">
+          <w:rFonts w:ascii="맑은 고딕" w:hAnsi="맑은 고딕" w:eastAsia="맑은 고딕"/>
+          <w:b/>
+          <w:color w:val="1F2937"/>
+          <w:sz w:val="21"/>
+        </w:rPr>
+        <w:t xml:space="preserve">국적: </w:t>
+      </w:r>
+      <w:r>
+        <w:rPr w:rFonts="맑은 고딕">
+          <w:rFonts w:ascii="맑은 고딕" w:hAnsi="맑은 고딕" w:eastAsia="맑은 고딕"/>
+          <w:b w:val="0"/>
+          <w:sz w:val="21"/>
+        </w:rPr>
+        <w:t>프랑스 (France)</w:t>
+      </w:r>
+    </w:p>
+    <w:p>
+      <w:pPr>
+        <w:spacing w:line="324" w:lineRule="auto" w:after="80"/>
+      </w:pPr>
+      <w:r>
+        <w:rPr w:rFonts="맑은 고딕">
+          <w:rFonts w:ascii="맑은 고딕" w:hAnsi="맑은 고딕" w:eastAsia="맑은 고딕"/>
+          <w:b w:val="0"/>
+          <w:color w:val="6B7280"/>
+          <w:sz w:val="21"/>
+        </w:rPr>
+        <w:t xml:space="preserve">· </w:t>
+      </w:r>
+      <w:r>
+        <w:rPr w:rFonts="맑은 고딕">
+          <w:rFonts w:ascii="맑은 고딕" w:hAnsi="맑은 고딕" w:eastAsia="맑은 고딕"/>
+          <w:b/>
+          <w:color w:val="1F2937"/>
+          <w:sz w:val="21"/>
+        </w:rPr>
+        <w:t xml:space="preserve">생몰년도: </w:t>
+      </w:r>
+      <w:r>
+        <w:rPr w:rFonts="맑은 고딕">
+          <w:rFonts w:ascii="맑은 고딕" w:hAnsi="맑은 고딕" w:eastAsia="맑은 고딕"/>
+          <w:b w:val="0"/>
+          <w:sz w:val="21"/>
+        </w:rPr>
+        <w:t>1953년 12월 28일 ~ 현재</w:t>
+      </w:r>
+    </w:p>
+    <w:p>
+      <w:pPr>
+        <w:spacing w:line="324" w:lineRule="auto" w:after="80"/>
+      </w:pPr>
+      <w:r>
+        <w:rPr w:rFonts="맑은 고딕">
+          <w:rFonts w:ascii="맑은 고딕" w:hAnsi="맑은 고딕" w:eastAsia="맑은 고딕"/>
+          <w:b w:val="0"/>
+          <w:color w:val="6B7280"/>
+          <w:sz w:val="21"/>
+        </w:rPr>
+        <w:t xml:space="preserve">· </w:t>
+      </w:r>
+      <w:r>
+        <w:rPr w:rFonts="맑은 고딕">
+          <w:rFonts w:ascii="맑은 고딕" w:hAnsi="맑은 고딕" w:eastAsia="맑은 고딕"/>
+          <w:b/>
+          <w:color w:val="1F2937"/>
+          <w:sz w:val="21"/>
+        </w:rPr>
+        <w:t xml:space="preserve">그룹 소속: </w:t>
+      </w:r>
+      <w:r>
+        <w:rPr w:rFonts="맑은 고딕">
+          <w:rFonts w:ascii="맑은 고딕" w:hAnsi="맑은 고딕" w:eastAsia="맑은 고딕"/>
+          <w:b w:val="0"/>
+          <w:sz w:val="21"/>
+        </w:rPr>
+        <w:t>솔로 (Solo)</w:t>
+      </w:r>
+    </w:p>
+    <w:p>
+      <w:pPr>
+        <w:spacing w:line="324" w:lineRule="auto" w:after="80"/>
+      </w:pPr>
+      <w:r>
+        <w:rPr w:rFonts="맑은 고딕">
+          <w:rFonts w:ascii="맑은 고딕" w:hAnsi="맑은 고딕" w:eastAsia="맑은 고딕"/>
+          <w:b w:val="0"/>
+          <w:color w:val="6B7280"/>
+          <w:sz w:val="21"/>
+        </w:rPr>
+        <w:t xml:space="preserve">· </w:t>
+      </w:r>
+      <w:r>
+        <w:rPr w:rFonts="맑은 고딕">
+          <w:rFonts w:ascii="맑은 고딕" w:hAnsi="맑은 고딕" w:eastAsia="맑은 고딕"/>
+          <w:b/>
+          <w:color w:val="1F2937"/>
+          <w:sz w:val="21"/>
+        </w:rPr>
+        <w:t xml:space="preserve">아티스트 소개: </w:t>
+      </w:r>
+      <w:r>
+        <w:rPr w:rFonts="맑은 고딕">
+          <w:rFonts w:ascii="맑은 고딕" w:hAnsi="맑은 고딕" w:eastAsia="맑은 고딕"/>
+          <w:b w:val="0"/>
+          <w:sz w:val="21"/>
+        </w:rPr>
+        <w:t>파리 국립고등음악원에서 정통 클래식 피아노를 수학한 리차드 클레이더만은 클래식의 기교와 팝의 낭만성을 결합하여 '뉴 로맨틱 피아니즘'이라는 독창적인 음악 장르를 개척했습니다. 특유의 투명하고 서정적인 터치로 전 세계 1억 장 이상의 음반 판매고를 기록하며 대중음악 역사상 가장 대중적으로 사랑받은 피아노의 음유시인입니다.</w:t>
+      </w:r>
+    </w:p>
+    <w:p>
+      <w:pPr>
+        <w:spacing w:line="324" w:lineRule="auto" w:before="200" w:after="80"/>
+      </w:pPr>
+      <w:r>
+        <w:rPr w:rFonts="맑은 고딕">
+          <w:rFonts w:ascii="맑은 고딕" w:hAnsi="맑은 고딕" w:eastAsia="맑은 고딕"/>
+          <w:b/>
+          <w:color w:val="1E3A8A"/>
+          <w:sz w:val="24"/>
+        </w:rPr>
+        <w:t>3. 음반 상세 분석</w:t>
+      </w:r>
+    </w:p>
+    <w:p>
+      <w:pPr>
+        <w:spacing w:line="324" w:lineRule="auto" w:after="80"/>
+      </w:pPr>
+      <w:r>
+        <w:rPr w:rFonts="맑은 고딕">
+          <w:rFonts w:ascii="맑은 고딕" w:hAnsi="맑은 고딕" w:eastAsia="맑은 고딕"/>
+          <w:b w:val="0"/>
+          <w:color w:val="6B7280"/>
+          <w:sz w:val="21"/>
+        </w:rPr>
+        <w:t xml:space="preserve">· </w:t>
+      </w:r>
+      <w:r>
+        <w:rPr w:rFonts="맑은 고딕">
+          <w:rFonts w:ascii="맑은 고딕" w:hAnsi="맑은 고딕" w:eastAsia="맑은 고딕"/>
+          <w:b/>
+          <w:color w:val="1F2937"/>
+          <w:sz w:val="21"/>
+        </w:rPr>
+        <w:t xml:space="preserve">역사적 위치: </w:t>
+      </w:r>
+      <w:r>
+        <w:rPr w:rFonts="맑은 고딕">
+          <w:rFonts w:ascii="맑은 고딕" w:hAnsi="맑은 고딕" w:eastAsia="맑은 고딕"/>
+          <w:b w:val="0"/>
+          <w:sz w:val="21"/>
+        </w:rPr>
+        <w:t>본 앨범은 정통 클래식 악기인 피아노가 대중적 팝 오케스트라와 만나 도달할 수 있는 미학적 정점을 보여주며, 1970~80년대 크로스오버 및 네오클래시컬 이지리스닝 사운드의 새로운 지평을 열어젖힌 걸작으로 평가받습니다.</w:t>
+      </w:r>
+    </w:p>
+    <w:p>
+      <w:pPr>
+        <w:spacing w:line="324" w:lineRule="auto" w:after="80"/>
+      </w:pPr>
+      <w:r>
+        <w:rPr w:rFonts="맑은 고딕">
+          <w:rFonts w:ascii="맑은 고딕" w:hAnsi="맑은 고딕" w:eastAsia="맑은 고딕"/>
+          <w:b w:val="0"/>
+          <w:color w:val="6B7280"/>
+          <w:sz w:val="21"/>
+        </w:rPr>
+        <w:t xml:space="preserve">· </w:t>
+      </w:r>
+      <w:r>
+        <w:rPr w:rFonts="맑은 고딕">
+          <w:rFonts w:ascii="맑은 고딕" w:hAnsi="맑은 고딕" w:eastAsia="맑은 고딕"/>
+          <w:b/>
+          <w:color w:val="1F2937"/>
+          <w:sz w:val="21"/>
+        </w:rPr>
+        <w:t xml:space="preserve">시대의 흔적(스토리텔링): </w:t>
+      </w:r>
+      <w:r>
+        <w:rPr w:rFonts="맑은 고딕">
+          <w:rFonts w:ascii="맑은 고딕" w:hAnsi="맑은 고딕" w:eastAsia="맑은 고딕"/>
+          <w:b w:val="0"/>
+          <w:sz w:val="21"/>
+        </w:rPr>
+        <w:t>급격한 산업화와 도시화 속에서 따스한 정서적 안식을 갈망하던 당대 청춘들에게 이 음반은 커피 한 잔과 함께 라디오에서 흘러나오던 가장 로맨틱한 위로였으며, 음악 다방과 거실 한구석을 온기 넘치는 서정으로 채워주던 그 시절 문화적 공기의 상징이었습니다.</w:t>
+      </w:r>
+    </w:p>
+    <w:p>
+      <w:pPr>
+        <w:spacing w:line="324" w:lineRule="auto" w:before="200" w:after="80"/>
+      </w:pPr>
+      <w:r>
+        <w:rPr w:rFonts="맑은 고딕">
+          <w:rFonts w:ascii="맑은 고딕" w:hAnsi="맑은 고딕" w:eastAsia="맑은 고딕"/>
+          <w:b/>
+          <w:color w:val="1E3A8A"/>
+          <w:sz w:val="24"/>
+        </w:rPr>
+        <w:t>4. 주요 수록곡 및 감상 제언</w:t>
+      </w:r>
+    </w:p>
+    <w:p>
+      <w:pPr>
+        <w:spacing w:line="324" w:lineRule="auto" w:after="80"/>
+      </w:pPr>
+      <w:r>
+        <w:rPr w:rFonts="맑은 고딕">
+          <w:rFonts w:ascii="맑은 고딕" w:hAnsi="맑은 고딕" w:eastAsia="맑은 고딕"/>
+          <w:b w:val="0"/>
+          <w:color w:val="6B7280"/>
+          <w:sz w:val="21"/>
+        </w:rPr>
+        <w:t xml:space="preserve">· </w:t>
+      </w:r>
+      <w:r>
+        <w:rPr w:rFonts="맑은 고딕">
+          <w:rFonts w:ascii="맑은 고딕" w:hAnsi="맑은 고딕" w:eastAsia="맑은 고딕"/>
+          <w:b/>
+          <w:color w:val="1F2937"/>
+          <w:sz w:val="21"/>
+        </w:rPr>
+        <w:t xml:space="preserve">주요 수록곡 특징: </w:t>
+      </w:r>
+      <w:r>
+        <w:rPr w:rFonts="맑은 고딕">
+          <w:rFonts w:ascii="맑은 고딕" w:hAnsi="맑은 고딕" w:eastAsia="맑은 고딕"/>
+          <w:b w:val="0"/>
+          <w:sz w:val="21"/>
+        </w:rPr>
+        <w:t>감미로운 피아노 선율과 웅장한 스트링의 조화가 돋보이는 곡들이 주를 이루며, 섬세하게 조율된 타건이 드라마틱한 오케스트라 편곡과 맞물려 한 편의 고전 로맨스 영화를 감상하는 듯한 극적 서정성을 선사합니다.</w:t>
+      </w:r>
+    </w:p>
+    <w:p>
+      <w:pPr>
+        <w:spacing w:line="324" w:lineRule="auto" w:after="80"/>
+      </w:pPr>
+      <w:r>
+        <w:rPr w:rFonts="맑은 고딕">
+          <w:rFonts w:ascii="맑은 고딕" w:hAnsi="맑은 고딕" w:eastAsia="맑은 고딕"/>
+          <w:b w:val="0"/>
+          <w:color w:val="6B7280"/>
+          <w:sz w:val="21"/>
+        </w:rPr>
+        <w:t xml:space="preserve">· </w:t>
+      </w:r>
+      <w:r>
+        <w:rPr w:rFonts="맑은 고딕">
+          <w:rFonts w:ascii="맑은 고딕" w:hAnsi="맑은 고딕" w:eastAsia="맑은 고딕"/>
+          <w:b/>
+          <w:color w:val="1F2937"/>
+          <w:sz w:val="21"/>
+        </w:rPr>
+        <w:t xml:space="preserve">빈티지 감상 제언: </w:t>
+      </w:r>
+      <w:r>
+        <w:rPr w:rFonts="맑은 고딕">
+          <w:rFonts w:ascii="맑은 고딕" w:hAnsi="맑은 고딕" w:eastAsia="맑은 고딕"/>
+          <w:b w:val="0"/>
+          <w:sz w:val="21"/>
+        </w:rPr>
+        <w:t>턴테이블 바늘이 소리골을 스치며 전하는 특유의 아날로그 질감과 진공관 앰프의 포근한 잔향은 건반의 미세한 배음과 오케스트라의 공간감을 극대화하므로, 조용한 밤 은은한 조명 아래 오롯이 몰입하여 감상하시기를 권합니다.</w:t>
+      </w:r>
+    </w:p>
+    <w:p>
+      <w:pPr>
+        <w:spacing w:line="324" w:lineRule="auto" w:after="80"/>
+      </w:pPr>
+      <w:r>
+        <w:rPr w:rFonts="맑은 고딕">
+          <w:rFonts w:ascii="맑은 고딕" w:hAnsi="맑은 고딕" w:eastAsia="맑은 고딕"/>
+          <w:b w:val="0"/>
+          <w:color w:val="6B7280"/>
+          <w:sz w:val="21"/>
+        </w:rPr>
+        <w:t xml:space="preserve">· </w:t>
+      </w:r>
+      <w:r>
+        <w:rPr w:rFonts="맑은 고딕">
+          <w:rFonts w:ascii="맑은 고딕" w:hAnsi="맑은 고딕" w:eastAsia="맑은 고딕"/>
+          <w:b/>
+          <w:color w:val="1F2937"/>
+          <w:sz w:val="21"/>
+        </w:rPr>
+        <w:t xml:space="preserve">소장 가치: </w:t>
+      </w:r>
+      <w:r>
+        <w:rPr w:rFonts="맑은 고딕">
+          <w:rFonts w:ascii="맑은 고딕" w:hAnsi="맑은 고딕" w:eastAsia="맑은 고딕"/>
+          <w:b w:val="0"/>
+          <w:sz w:val="21"/>
+        </w:rPr>
+        <w:t>시대를 풍미한 네오 로맨티시즘의 황금기 사운드를 온전한 바이닐 음질로 간직할 수 있을 뿐만 아니라, 우아한 앨범 아트워크와 함께 음악적 완성도를 겸비하여 LP 애호가들의 컬렉션에 클래식한 품격을 더해주는 필청 음반입니다.</w:t>
+      </w:r>
+    </w:p>
+    <w:p>
+      <w:pPr>
+        <w:spacing w:line="324" w:lineRule="auto" w:after="120" w:before="160"/>
+      </w:pPr>
+      <w:r>
+        <w:rPr w:rFonts="맑은 고딕">
+          <w:rFonts w:ascii="맑은 고딕" w:hAnsi="맑은 고딕" w:eastAsia="맑은 고딕"/>
+          <w:b/>
+          <w:color w:val="4338CA"/>
+          <w:sz w:val="21"/>
+        </w:rPr>
+        <w:t>이 음반을 통해 건반과 오케스트라가 자아내는 순백의 서정이 가슴 깊은 곳에 전해주는 감동을 다시 한번 경험해 보시는 것은 어떨까요?</w:t>
       </w:r>
     </w:p>
     <w:sectPr>
       <w:pgSz w:w="12240" w:h="15840"/>
-      <w:pgMar w:top="1440" w:right="1440" w:bottom="1440" w:left="1440" w:header="720" w:footer="720" w:gutter="0"/>
+      <w:pgMar w:top="1152" w:right="1296" w:bottom="1152" w:left="1296" w:header="720" w:footer="720" w:gutter="0"/>
       <w:cols w:space="720"/>
       <w:docGrid w:linePitch="360"/>
     </w:sectPr>

--- a/word_reports/LP_0295_위치_206_Richard Clayderman_Piano .docx
+++ b/word_reports/LP_0295_위치_206_Richard Clayderman_Piano .docx
@@ -32,7 +32,7 @@
     </w:p>
     <w:p>
       <w:pPr>
-        <w:spacing w:line="324" w:lineRule="auto" w:before="80" w:after="160"/>
+        <w:spacing w:line="324" w:lineRule="auto" w:before="80" w:after="120"/>
       </w:pPr>
       <w:r>
         <w:rPr w:rFonts="맑은 고딕">
@@ -42,13 +42,6 @@
           <w:sz w:val="22"/>
         </w:rPr>
         <w:t xml:space="preserve">[음반 소개] </w:t>
-      </w:r>
-      <w:r>
-        <w:rPr w:rFonts="맑은 고딕">
-          <w:rFonts w:ascii="맑은 고딕" w:hAnsi="맑은 고딕" w:eastAsia="맑은 고딕"/>
-          <w:b w:val="0"/>
-          <w:sz w:val="21"/>
-        </w:rPr>
       </w:r>
     </w:p>
     <w:p>
@@ -61,7 +54,46 @@
           <w:b w:val="0"/>
           <w:sz w:val="21"/>
         </w:rPr>
-        <w:t>건반 위에 내려앉은 은은한 달빛처럼, 리차드 클레이더만의 타건은 시대를 초월하여 메마른 영혼을 촉촉이 적시는 서정의 물결을 일으킵니다. 피아노와 풍성한 오케스트레이션이 완벽한 조화를 이루는 본작은 클래식의 격조 높은 품격과 대중음악의 유려한 감수성을 이상적으로 결합해 낸 이지리스닝 팝 피아노의 정전(正典)입니다. 거대한 현악의 파도 위에서 유영하듯 맑게 울려 퍼지는 멜로디는 듣는 이로 하여금 순수했던 시절의 아련한 추억과 낭만적 서정을 한순간에 되살려 놓습니다. 세련된 프랑스적 미장센과 웅장한 심포닉 사운드가 빚어낸 이 아름다운 앙상블은 현대 크로스오버 음악사에서 결코 대체될 수 없는 귀중한 감동의 유산입니다.</w:t>
+        <w:t>1970년대 후반부터 1980년대에 이르기까지, 전 세계 대중음악계는 격동의 전환기를 맞이하고 있었습니다. 신스팝과 펑크, 현란한 디스코가 주류를 점령하던 그 시절, 건반 위의 순백색 시정(詩情)으로 현대인들의 지친 심신을 어루만진 인물이 바로 '피아노의 음유시인' 리차드 클레이더만입니다. 명 프로듀서 올리비에 투생(Olivier Toussaint)과 폴 드 세느빌(Paul de Senneville)의 전폭적인 지휘 아래 기획된 본작 《Piano et Orchestre》는 클레이더만의 서정적 타건과 웅장하면서도 섬세한 풀 오케스트레이션이 완벽한 미학적 균형을 이룬 기념비적인 작품입니다.</w:t>
+      </w:r>
+    </w:p>
+    <w:p>
+      <w:pPr>
+        <w:spacing w:line="324" w:lineRule="auto" w:after="120"/>
+      </w:pPr>
+      <w:r>
+        <w:rPr w:rFonts="맑은 고딕">
+          <w:rFonts w:ascii="맑은 고딕" w:hAnsi="맑은 고딕" w:eastAsia="맑은 고딕"/>
+          <w:b w:val="0"/>
+          <w:sz w:val="21"/>
+        </w:rPr>
+        <w:t>본 음반은 클래식 피아니즘의 엄격한 기교적 토대 위에 대중적인 팝 멜로디의 직관성을 절묘하게 융합한 ‘네오 클래시컬 팝(Neo-Classical Pop)’의 정수를 보여줍니다. 클레이더만은 피아노라는 악기가 지닌 본연의 맑고 영롱한 음색을 극대화하면서도, 뒤를 든든하게 받쳐주는 풍성한 오케스트라 현악 세션을 통해 청자에게 한 편의 유려한 유럽 영화를 감상하는 듯한 시각적 공감각을 선사합니다. 대중의 귓가에 속삭이듯 친근하게 다가서면서도 클래식 본령의 우아함을 결코 잃지 않는 그의 음악적 철학은 이 앨범 전체를 관통하는 가장 핵심적인 예술적 미덕입니다.</w:t>
+      </w:r>
+    </w:p>
+    <w:p>
+      <w:pPr>
+        <w:spacing w:line="324" w:lineRule="auto" w:after="120"/>
+      </w:pPr>
+      <w:r>
+        <w:rPr w:rFonts="맑은 고딕">
+          <w:rFonts w:ascii="맑은 고딕" w:hAnsi="맑은 고딕" w:eastAsia="맑은 고딕"/>
+          <w:b w:val="0"/>
+          <w:sz w:val="21"/>
+        </w:rPr>
+        <w:t>당대 대중음악사에서 본 앨범이 지닌 가치는 클래식과 대중음악 사이에 높게 가로놓여 있던 장벽을 일거에 허물어뜨렸다는 점에 있습니다. 누구나 쉽게 흥얼거릴 수 있는 멜로디 라인을 피아노 독주와 대규모 관현악의 편성으로 정교하게 세공하여, 대중음악을 품격의 영역으로 끌어올림과 동시에 클래식 소품의 대중화를 이룩해 냈습니다. 이 음반은 발매와 동시에 전 세계 음악 팬들의 감성을 사로잡았으며, 시대를 초월하여 오늘날까지도 가장 낭만적이고 격조 높은 이지리스닝(Easy Listening)의 교과서로 추앙받고 있습니다.</w:t>
+      </w:r>
+    </w:p>
+    <w:p>
+      <w:pPr>
+        <w:spacing w:line="324" w:lineRule="auto" w:after="120"/>
+      </w:pPr>
+      <w:r>
+        <w:rPr w:rFonts="맑은 고딕">
+          <w:rFonts w:ascii="맑은 고딕" w:hAnsi="맑은 고딕" w:eastAsia="맑은 고딕"/>
+          <w:b w:val="0"/>
+          <w:sz w:val="21"/>
+        </w:rPr>
+        <w:t>세월이 흘러 디지털 음원이 범람하는 현대에 이르러서도 본작이 여전히 각별한 울림을 주는 까닭은, 건반 하나하나에 실린 인간적인 온기와 낭만주의적 노스탤지어가 고스란히 숨 쉬고 있기 때문입니다. 화려한 전자음의 범람 속에서 피아노와 현악 오케스트라가 빚어내는 순수한 어쿠스틱의 화음은, 번잡한 일상을 잊고 내면의 가장 고요한 정원에 머물게 하는 영혼의 안식처가 되어줍니다.</w:t>
       </w:r>
     </w:p>
     <w:p>
@@ -168,7 +200,7 @@
           <w:b w:val="0"/>
           <w:sz w:val="21"/>
         </w:rPr>
-        <w:t>프랑스의 명 프로듀서 폴 드 세느빌(Paul de Senneville)과 올리비에 투송(Olivier Toussaint)의 지휘 아래, 델핀(Delphine) 레코드를 통해 정교하게 기획·발매된 피아노-오케스트라 협연 명반입니다.</w:t>
+        <w:t>프랑스 Delphine 음반사를 통해 발매된 리차드 클레이더만의 정규 및 스페셜 관현악 협연 프로젝트로, 유럽을 넘어 아시아와 미주 전역에 프렌치 팝-클래식의 아름다움을 알린 역사적인 명반입니다.</w:t>
       </w:r>
     </w:p>
     <w:p>
@@ -199,7 +231,7 @@
           <w:b w:val="0"/>
           <w:sz w:val="21"/>
         </w:rPr>
-        <w:t>유럽 전역은 물론 아시아와 중남미 팝 차트 상위권을 석권하며 수백만 장 이상의 경이적인 판매고를 기록하였고, 전 세계 가정의 턴테이블 위를 지배한 베스트셀러로 기록되었습니다.</w:t>
+        <w:t>발매 직후 유럽 전역의 차트 상위권을 석권하였으며, 독일, 프랑스, 일본, 한국 등에서 폭발적인 반응을 이끌어내며 골드 및 플래티넘 디스크를 다수 기록하는 등 전 세계적인 밀리언셀러를 달성하였습니다.</w:t>
       </w:r>
     </w:p>
     <w:p>
@@ -230,7 +262,7 @@
           <w:b w:val="0"/>
           <w:sz w:val="21"/>
         </w:rPr>
-        <w:t>다수의 골든 디스크 및 플래티넘 디스크를 획득하였으며, 기네스북에 ‘세계에서 가장 성공한 피아니스트’로 등재되는 영예와 함께 대중음악계의 확고한 칭송을 받았습니다.</w:t>
+        <w:t>프랑스는 물론 전 세계 60여 개국 이상에서 수백 개의 골드 및 플래티넘 레코드를 수여받았으며, 낸시 레이건 여사로부터 "피아노의 귀공자(The Prince of Romance)"라는 찬사를 받으며 전 세계 음악계로부터 팝-클래식 피아니즘의 독보적 아이콘으로 공인받았습니다.</w:t>
       </w:r>
     </w:p>
     <w:p>
@@ -306,7 +338,7 @@
           <w:b w:val="0"/>
           <w:sz w:val="21"/>
         </w:rPr>
-        <w:t>1953년 12월 28일 ~ 현재</w:t>
+        <w:t>1953년 12월 28일 출생</w:t>
       </w:r>
     </w:p>
     <w:p>
@@ -368,7 +400,7 @@
           <w:b w:val="0"/>
           <w:sz w:val="21"/>
         </w:rPr>
-        <w:t>파리 국립고등음악원에서 정통 클래식 피아노를 수학한 리차드 클레이더만은 클래식의 기교와 팝의 낭만성을 결합하여 '뉴 로맨틱 피아니즘'이라는 독창적인 음악 장르를 개척했습니다. 특유의 투명하고 서정적인 터치로 전 세계 1억 장 이상의 음반 판매고를 기록하며 대중음악 역사상 가장 대중적으로 사랑받은 피아노의 음유시인입니다.</w:t>
+        <w:t>파리 국립고등음악원에서 정통 클래식을 사사한 리차드 클레이더만은 클래식의 세련된 터치와 대중음악의 감미로움을 결합하여 전 세계에 ‘뉴 이지리스닝’ 신드롬을 불러일으킨 거장입니다. 특유의 금발 머리와 우아한 연주 매너, 그리고 티 없이 맑은 피아노 음색으로 팝 음악사에 불멸의 발자취를 남겼습니다.</w:t>
       </w:r>
     </w:p>
     <w:p>
@@ -413,7 +445,7 @@
           <w:b w:val="0"/>
           <w:sz w:val="21"/>
         </w:rPr>
-        <w:t>본 앨범은 정통 클래식 악기인 피아노가 대중적 팝 오케스트라와 만나 도달할 수 있는 미학적 정점을 보여주며, 1970~80년대 크로스오버 및 네오클래시컬 이지리스닝 사운드의 새로운 지평을 열어젖힌 걸작으로 평가받습니다.</w:t>
+        <w:t>클래시컬 크로스오버와 경음악(Light Music)의 황금기를 상징하는 앨범으로, 오케스트라의 장대한 스케일과 솔로 피아노의 내밀한 서정이 완벽한 화음을 이루어 팝-클래식 장르의 지평을 넓힌 기념비적 수작입니다.</w:t>
       </w:r>
     </w:p>
     <w:p>
@@ -444,7 +476,7 @@
           <w:b w:val="0"/>
           <w:sz w:val="21"/>
         </w:rPr>
-        <w:t>급격한 산업화와 도시화 속에서 따스한 정서적 안식을 갈망하던 당대 청춘들에게 이 음반은 커피 한 잔과 함께 라디오에서 흘러나오던 가장 로맨틱한 위로였으며, 음악 다방과 거실 한구석을 온기 넘치는 서정으로 채워주던 그 시절 문화적 공기의 상징이었습니다.</w:t>
+        <w:t>1980년대 대한민국의 음악 다방, 밤거리의 라디오 시그널, 그리고 청춘들의 연애편지 속 배경음악으로 끊임없이 흘러나오며 당대 젊은이들의 아련한 낭만과 순수한 서정성을 대변해주었던 시대의 문화적 노스탤지어를 고스란히 품고 있습니다.</w:t>
       </w:r>
     </w:p>
     <w:p>
@@ -489,7 +521,7 @@
           <w:b w:val="0"/>
           <w:sz w:val="21"/>
         </w:rPr>
-        <w:t>감미로운 피아노 선율과 웅장한 스트링의 조화가 돋보이는 곡들이 주를 이루며, 섬세하게 조율된 타건이 드라마틱한 오케스트라 편곡과 맞물려 한 편의 고전 로맨스 영화를 감상하는 듯한 극적 서정성을 선사합니다.</w:t>
+        <w:t>아티스트의 시그니처 멜로디라 할 수 있는 감미롭고 애틋한 멜로디가 오케스트라의 벨벳 같은 현악 앙상블과 어우러져 깊은 여운을 남깁니다. 건반의 명징한 터치와 웅장한 관현악의 대비가 돋보이는 곡들은 듣는 이로 하여금 센 강변의 늦가을 정취를 거니는 듯한 낭만적 감흥을 자아냅니다.</w:t>
       </w:r>
     </w:p>
     <w:p>
@@ -520,7 +552,7 @@
           <w:b w:val="0"/>
           <w:sz w:val="21"/>
         </w:rPr>
-        <w:t>턴테이블 바늘이 소리골을 스치며 전하는 특유의 아날로그 질감과 진공관 앰프의 포근한 잔향은 건반의 미세한 배음과 오케스트라의 공간감을 극대화하므로, 조용한 밤 은은한 조명 아래 오롯이 몰입하여 감상하시기를 권합니다.</w:t>
+        <w:t>LP 바이닐 특유의 두툼하고 따뜻한 질감이 오케스트라의 중저역 현악기를 풍성하게 감싸 안으며, 진공관 앰프를 통해 재생될 때 피아노 건반의 타현 순간과 잔향이 한층 더 입체적이고 유려하게 살아납니다. 따뜻한 차 한 잔과 함께 은은한 조명 아래 턴테이블의 회전을 응시하며 감상하기를 권합니다.</w:t>
       </w:r>
     </w:p>
     <w:p>
@@ -551,7 +583,7 @@
           <w:b w:val="0"/>
           <w:sz w:val="21"/>
         </w:rPr>
-        <w:t>시대를 풍미한 네오 로맨티시즘의 황금기 사운드를 온전한 바이닐 음질로 간직할 수 있을 뿐만 아니라, 우아한 앨범 아트워크와 함께 음악적 완성도를 겸비하여 LP 애호가들의 컬렉션에 클래식한 품격을 더해주는 필청 음반입니다.</w:t>
+        <w:t>현대의 차가운 디지털 리마스터링 음원에서는 결코 체감할 수 없는 1970~80년대 프렌치 사운드 엔지니어링의 정수가 담긴 음반으로, 아날로그 팝-클래식 애호가 및 LP 컬렉터라면 반드시 라이브러리에 구비해야 할 필청 소장반입니다.</w:t>
       </w:r>
     </w:p>
     <w:p>
@@ -565,7 +597,7 @@
           <w:color w:val="4338CA"/>
           <w:sz w:val="21"/>
         </w:rPr>
-        <w:t>이 음반을 통해 건반과 오케스트라가 자아내는 순백의 서정이 가슴 깊은 곳에 전해주는 감동을 다시 한번 경험해 보시는 것은 어떨까요?</w:t>
+        <w:t>이 음반을 통해 건반의 시인이 오케스트라와 함께 직조해 내는 순백의 서정이 전해주는 감동을 다시 한번 경험해 보시는 것은 어떨까요?</w:t>
       </w:r>
     </w:p>
     <w:sectPr>
